--- a/hit-catalogue/catalogue_summary.docx
+++ b/hit-catalogue/catalogue_summary.docx
@@ -12,6 +12,7 @@
         <w:rPr>
           <w:rFonts w:ascii="David" w:hAnsi="David" w:cs="David"/>
           <w:b/>
+          <w:color w:val="007881"/>
           <w:sz w:val="28"/>
           <w:rtl/>
         </w:rPr>
@@ -28,6 +29,7 @@
         <w:rPr>
           <w:rFonts w:ascii="David" w:hAnsi="David" w:cs="David"/>
           <w:b/>
+          <w:color w:val="007881"/>
           <w:sz w:val="26"/>
           <w:rtl/>
         </w:rPr>
@@ -152,6 +154,7 @@
         <w:rPr>
           <w:rFonts w:ascii="Times New Roman" w:hAnsi="Times New Roman" w:cs="Times New Roman"/>
           <w:b/>
+          <w:color w:val="007881"/>
           <w:sz w:val="26"/>
         </w:rPr>
         <w:t>Introduction to Deep Learning</w:t>
@@ -223,6 +226,7 @@
       </w:r>
     </w:p>
     <w:sectPr>
+      <w:headerReference w:type="default" r:id="rId9"/>
       <w:pgSz w:w="12240" w:h="15840"/>
       <w:pgMar w:top="1440" w:right="1800" w:bottom="1440" w:left="1800" w:header="720" w:footer="720" w:gutter="0"/>
       <w:cols w:space="720"/>
@@ -230,6 +234,51 @@
     </w:sectPr>
   </w:body>
 </w:document>
+</file>
+
+<file path=word/header1.xml><?xml version="1.0" encoding="utf-8"?>
+<w:hdr xmlns:m="http://schemas.openxmlformats.org/officeDocument/2006/math" xmlns:mc="http://schemas.openxmlformats.org/markup-compatibility/2006" xmlns:mo="http://schemas.microsoft.com/office/mac/office/2008/main" xmlns:mv="urn:schemas-microsoft-com:mac:vml" xmlns:o="urn:schemas-microsoft-com:office:office" xmlns:r="http://schemas.openxmlformats.org/officeDocument/2006/relationships" xmlns:v="urn:schemas-microsoft-com:vml" xmlns:w10="urn:schemas-microsoft-com:office:word" xmlns:w14="http://schemas.microsoft.com/office/word/2010/wordml" xmlns:w="http://schemas.openxmlformats.org/wordprocessingml/2006/main" xmlns:wne="http://schemas.microsoft.com/office/word/2006/wordml" xmlns:wp14="http://schemas.microsoft.com/office/word/2010/wordprocessingDrawing" xmlns:wp="http://schemas.openxmlformats.org/drawingml/2006/wordprocessingDrawing" xmlns:wpc="http://schemas.microsoft.com/office/word/2010/wordprocessingCanvas" xmlns:wpg="http://schemas.microsoft.com/office/word/2010/wordprocessingGroup" xmlns:wpi="http://schemas.microsoft.com/office/word/2010/wordprocessingInk" xmlns:wps="http://schemas.microsoft.com/office/word/2010/wordprocessingShape" mc:Ignorable="w14 wp14">
+  <w:p>
+    <w:pPr>
+      <w:pStyle w:val="Header"/>
+      <w:jc w:val="center"/>
+    </w:pPr>
+    <w:r>
+      <w:drawing>
+        <wp:inline xmlns:a="http://schemas.openxmlformats.org/drawingml/2006/main" xmlns:pic="http://schemas.openxmlformats.org/drawingml/2006/picture">
+          <wp:extent cx="1554480" cy="949178"/>
+          <wp:docPr id="1" name="Picture 1"/>
+          <wp:cNvGraphicFramePr>
+            <a:graphicFrameLocks noChangeAspect="1"/>
+          </wp:cNvGraphicFramePr>
+          <a:graphic>
+            <a:graphicData uri="http://schemas.openxmlformats.org/drawingml/2006/picture">
+              <pic:pic>
+                <pic:nvPicPr>
+                  <pic:cNvPr id="0" name="hit-logo.png"/>
+                  <pic:cNvPicPr/>
+                </pic:nvPicPr>
+                <pic:blipFill>
+                  <a:blip r:embed="rId1"/>
+                  <a:stretch>
+                    <a:fillRect/>
+                  </a:stretch>
+                </pic:blipFill>
+                <pic:spPr>
+                  <a:xfrm>
+                    <a:off x="0" y="0"/>
+                    <a:ext cx="1554480" cy="949178"/>
+                  </a:xfrm>
+                  <a:prstGeom prst="rect"/>
+                </pic:spPr>
+              </pic:pic>
+            </a:graphicData>
+          </a:graphic>
+        </wp:inline>
+      </w:drawing>
+    </w:r>
+  </w:p>
+</w:hdr>
 </file>
 
 <file path=word/numbering.xml><?xml version="1.0" encoding="utf-8"?>

--- a/hit-catalogue/catalogue_summary.docx
+++ b/hit-catalogue/catalogue_summary.docx
@@ -54,7 +54,7 @@
       <w:pPr>
         <w:bidi/>
         <w:spacing w:after="0"/>
-        <w:jc w:val="right"/>
+        <w:jc w:val="both"/>
       </w:pPr>
       <w:r>
         <w:rPr>
@@ -70,7 +70,7 @@
       <w:pPr>
         <w:bidi/>
         <w:spacing w:after="0"/>
-        <w:jc w:val="right"/>
+        <w:jc w:val="both"/>
       </w:pPr>
       <w:r>
         <w:rPr>
@@ -86,7 +86,7 @@
       <w:pPr>
         <w:bidi/>
         <w:spacing w:after="0"/>
-        <w:jc w:val="right"/>
+        <w:jc w:val="both"/>
       </w:pPr>
       <w:r>
         <w:rPr>
@@ -102,7 +102,7 @@
       <w:pPr>
         <w:bidi/>
         <w:spacing w:after="160"/>
-        <w:jc w:val="right"/>
+        <w:jc w:val="both"/>
       </w:pPr>
       <w:r>
         <w:rPr>
@@ -118,7 +118,7 @@
       <w:pPr>
         <w:bidi/>
         <w:spacing w:after="120"/>
-        <w:jc w:val="right"/>
+        <w:jc w:val="both"/>
       </w:pPr>
       <w:r>
         <w:rPr>
@@ -134,7 +134,7 @@
       <w:pPr>
         <w:bidi/>
         <w:spacing w:after="240"/>
-        <w:jc w:val="right"/>
+        <w:jc w:val="both"/>
       </w:pPr>
       <w:r>
         <w:rPr>
@@ -163,6 +163,7 @@
     <w:p>
       <w:pPr>
         <w:spacing w:after="0"/>
+        <w:jc w:val="both"/>
       </w:pPr>
       <w:r>
         <w:rPr>
@@ -176,6 +177,7 @@
     <w:p>
       <w:pPr>
         <w:spacing w:after="0"/>
+        <w:jc w:val="both"/>
       </w:pPr>
       <w:r>
         <w:rPr>
@@ -189,6 +191,7 @@
     <w:p>
       <w:pPr>
         <w:spacing w:after="160"/>
+        <w:jc w:val="both"/>
       </w:pPr>
       <w:r>
         <w:rPr>
@@ -202,6 +205,7 @@
     <w:p>
       <w:pPr>
         <w:spacing w:after="120"/>
+        <w:jc w:val="both"/>
       </w:pPr>
       <w:r>
         <w:rPr>
@@ -215,6 +219,7 @@
     <w:p>
       <w:pPr>
         <w:spacing w:after="120"/>
+        <w:jc w:val="both"/>
       </w:pPr>
       <w:r>
         <w:rPr>

--- a/hit-catalogue/catalogue_summary.docx
+++ b/hit-catalogue/catalogue_summary.docx
@@ -6,7 +6,7 @@
       <w:pPr>
         <w:bidi/>
         <w:spacing w:after="160"/>
-        <w:jc w:val="right"/>
+        <w:jc w:val="center"/>
       </w:pPr>
       <w:r>
         <w:rPr>
@@ -23,7 +23,7 @@
       <w:pPr>
         <w:bidi/>
         <w:spacing w:after="0"/>
-        <w:jc w:val="right"/>
+        <w:jc w:val="center"/>
       </w:pPr>
       <w:r>
         <w:rPr>
@@ -39,7 +39,7 @@
     <w:p>
       <w:pPr>
         <w:spacing w:after="160"/>
-        <w:jc w:val="right"/>
+        <w:jc w:val="center"/>
       </w:pPr>
       <w:r>
         <w:rPr>

--- a/hit-catalogue/catalogue_summary.docx
+++ b/hit-catalogue/catalogue_summary.docx
@@ -38,6 +38,7 @@
     </w:p>
     <w:p>
       <w:pPr>
+        <w:bidi w:val="0"/>
         <w:spacing w:after="160"/>
         <w:jc w:val="center"/>
       </w:pPr>
@@ -148,6 +149,7 @@
     </w:p>
     <w:p>
       <w:pPr>
+        <w:bidi w:val="0"/>
         <w:spacing w:after="0"/>
       </w:pPr>
       <w:r>
@@ -162,6 +164,7 @@
     </w:p>
     <w:p>
       <w:pPr>
+        <w:bidi w:val="0"/>
         <w:spacing w:after="0"/>
         <w:jc w:val="both"/>
       </w:pPr>
@@ -176,6 +179,7 @@
     </w:p>
     <w:p>
       <w:pPr>
+        <w:bidi w:val="0"/>
         <w:spacing w:after="0"/>
         <w:jc w:val="both"/>
       </w:pPr>
@@ -190,6 +194,7 @@
     </w:p>
     <w:p>
       <w:pPr>
+        <w:bidi w:val="0"/>
         <w:spacing w:after="160"/>
         <w:jc w:val="both"/>
       </w:pPr>
@@ -204,6 +209,7 @@
     </w:p>
     <w:p>
       <w:pPr>
+        <w:bidi w:val="0"/>
         <w:spacing w:after="120"/>
         <w:jc w:val="both"/>
       </w:pPr>
@@ -218,6 +224,7 @@
     </w:p>
     <w:p>
       <w:pPr>
+        <w:bidi w:val="0"/>
         <w:spacing w:after="120"/>
         <w:jc w:val="both"/>
       </w:pPr>
@@ -235,6 +242,7 @@
       <w:pgSz w:w="12240" w:h="15840"/>
       <w:pgMar w:top="1440" w:right="1800" w:bottom="1440" w:left="1800" w:header="720" w:footer="720" w:gutter="0"/>
       <w:cols w:space="720"/>
+      <w:bidi/>
       <w:docGrid w:linePitch="360"/>
     </w:sectPr>
   </w:body>

--- a/hit-catalogue/catalogue_summary.docx
+++ b/hit-catalogue/catalogue_summary.docx
@@ -10,9 +10,8 @@
       </w:pPr>
       <w:r>
         <w:rPr>
-          <w:rFonts w:ascii="David" w:hAnsi="David" w:cs="David"/>
+          <w:rFonts w:ascii="Arial" w:hAnsi="Arial" w:cs="Arial"/>
           <w:b/>
-          <w:color w:val="007881"/>
           <w:sz w:val="28"/>
           <w:rtl/>
         </w:rPr>
@@ -27,9 +26,8 @@
       </w:pPr>
       <w:r>
         <w:rPr>
-          <w:rFonts w:ascii="David" w:hAnsi="David" w:cs="David"/>
+          <w:rFonts w:ascii="Arial" w:hAnsi="Arial" w:cs="Arial"/>
           <w:b/>
-          <w:color w:val="007881"/>
           <w:sz w:val="26"/>
           <w:rtl/>
         </w:rPr>
@@ -44,7 +42,7 @@
       </w:pPr>
       <w:r>
         <w:rPr>
-          <w:rFonts w:ascii="Times New Roman" w:hAnsi="Times New Roman" w:cs="Times New Roman"/>
+          <w:rFonts w:ascii="Arial" w:hAnsi="Arial" w:cs="Arial"/>
           <w:b/>
           <w:sz w:val="24"/>
         </w:rPr>
@@ -59,7 +57,7 @@
       </w:pPr>
       <w:r>
         <w:rPr>
-          <w:rFonts w:ascii="David" w:hAnsi="David" w:cs="David"/>
+          <w:rFonts w:ascii="Arial" w:hAnsi="Arial" w:cs="Arial"/>
           <w:b w:val="0"/>
           <w:sz w:val="22"/>
           <w:rtl/>
@@ -75,7 +73,7 @@
       </w:pPr>
       <w:r>
         <w:rPr>
-          <w:rFonts w:ascii="David" w:hAnsi="David" w:cs="David"/>
+          <w:rFonts w:ascii="Arial" w:hAnsi="Arial" w:cs="Arial"/>
           <w:b w:val="0"/>
           <w:sz w:val="22"/>
           <w:rtl/>
@@ -91,7 +89,7 @@
       </w:pPr>
       <w:r>
         <w:rPr>
-          <w:rFonts w:ascii="David" w:hAnsi="David" w:cs="David"/>
+          <w:rFonts w:ascii="Arial" w:hAnsi="Arial" w:cs="Arial"/>
           <w:b w:val="0"/>
           <w:sz w:val="22"/>
           <w:rtl/>
@@ -107,7 +105,7 @@
       </w:pPr>
       <w:r>
         <w:rPr>
-          <w:rFonts w:ascii="David" w:hAnsi="David" w:cs="David"/>
+          <w:rFonts w:ascii="Arial" w:hAnsi="Arial" w:cs="Arial"/>
           <w:b w:val="0"/>
           <w:sz w:val="22"/>
           <w:rtl/>
@@ -123,12 +121,12 @@
       </w:pPr>
       <w:r>
         <w:rPr>
-          <w:rFonts w:ascii="David" w:hAnsi="David" w:cs="David"/>
+          <w:rFonts w:ascii="Arial" w:hAnsi="Arial" w:cs="Arial"/>
           <w:b w:val="0"/>
           <w:sz w:val="22"/>
           <w:rtl/>
         </w:rPr>
-        <w:t>קורס יסוד מעשי בלמידה עמוקה ב-PyTorch: ניסוח משימות כטנזורים, בניית רשתות נוירונים ואימונן, אופטימיזציה ורגולריזציה, רשתות קונבולוציה ונשנות, למידת ייצוגים ולמידת העברה. הקורס מהווה גשר לקורסי הבחירה המתקדמים במודלי שפה גדולים ובראייה ממוחשבת, ומשלב עבודה עם עוזר תכנות מבוסס בינה מלאכותית.</w:t>
+        <w:t>קורס יסוד מעשי בלמידה עמוקה ב-PyTorch: ניסוח משימות כטנזורים, בניית רשתות נוירונים ואימונן, אופטימיזציה ורגולריזציה, רשתות קונבולוציה ונשנות, למידת ייצוגים ולמידת העברה. הקורס נדרש מכל הסטודנטים למדעי המחשב ומספק את הבסיס המשותף להמשך התמחות בבינה מלאכותית (ראייה ממוחשבת, מודלי שפה גדולים ועוד), ומשלב עבודה עם עוזר תכנות מבוסס בינה מלאכותית.</w:t>
       </w:r>
     </w:p>
     <w:p>
@@ -139,7 +137,7 @@
       </w:pPr>
       <w:r>
         <w:rPr>
-          <w:rFonts w:ascii="David" w:hAnsi="David" w:cs="David"/>
+          <w:rFonts w:ascii="Arial" w:hAnsi="Arial" w:cs="Arial"/>
           <w:b w:val="0"/>
           <w:sz w:val="22"/>
           <w:rtl/>
@@ -154,9 +152,8 @@
       </w:pPr>
       <w:r>
         <w:rPr>
-          <w:rFonts w:ascii="Times New Roman" w:hAnsi="Times New Roman" w:cs="Times New Roman"/>
+          <w:rFonts w:ascii="Arial" w:hAnsi="Arial" w:cs="Arial"/>
           <w:b/>
-          <w:color w:val="007881"/>
           <w:sz w:val="26"/>
         </w:rPr>
         <w:t>Introduction to Deep Learning</w:t>
@@ -170,7 +167,7 @@
       </w:pPr>
       <w:r>
         <w:rPr>
-          <w:rFonts w:ascii="Times New Roman" w:hAnsi="Times New Roman" w:cs="Times New Roman"/>
+          <w:rFonts w:ascii="Arial" w:hAnsi="Arial" w:cs="Arial"/>
           <w:b w:val="0"/>
           <w:sz w:val="22"/>
         </w:rPr>
@@ -185,7 +182,7 @@
       </w:pPr>
       <w:r>
         <w:rPr>
-          <w:rFonts w:ascii="Times New Roman" w:hAnsi="Times New Roman" w:cs="Times New Roman"/>
+          <w:rFonts w:ascii="Arial" w:hAnsi="Arial" w:cs="Arial"/>
           <w:b w:val="0"/>
           <w:sz w:val="22"/>
         </w:rPr>
@@ -200,7 +197,7 @@
       </w:pPr>
       <w:r>
         <w:rPr>
-          <w:rFonts w:ascii="Times New Roman" w:hAnsi="Times New Roman" w:cs="Times New Roman"/>
+          <w:rFonts w:ascii="Arial" w:hAnsi="Arial" w:cs="Arial"/>
           <w:b w:val="0"/>
           <w:sz w:val="22"/>
         </w:rPr>
@@ -215,11 +212,11 @@
       </w:pPr>
       <w:r>
         <w:rPr>
-          <w:rFonts w:ascii="Times New Roman" w:hAnsi="Times New Roman" w:cs="Times New Roman"/>
+          <w:rFonts w:ascii="Arial" w:hAnsi="Arial" w:cs="Arial"/>
           <w:b w:val="0"/>
           <w:sz w:val="22"/>
         </w:rPr>
-        <w:t>A practical foundation course in deep learning with PyTorch: framing tasks as tensors, building and training neural networks, optimization and regularization, convolutional and recurrent networks, representation learning, and transfer learning. The course is the bridge to the advanced electives in large language models and computer vision, and integrates work with an AI coding assistant.</w:t>
+        <w:t>A practical foundation course in deep learning with PyTorch: framing tasks as tensors, building and training neural networks, optimization and regularization, convolutional and recurrent networks, representation learning, and transfer learning. It is required of every computer-science student and provides the shared base for continued AI specialization (computer vision, large language models, and more); it integrates work with an AI coding assistant.</w:t>
       </w:r>
     </w:p>
     <w:p>
@@ -230,7 +227,7 @@
       </w:pPr>
       <w:r>
         <w:rPr>
-          <w:rFonts w:ascii="Times New Roman" w:hAnsi="Times New Roman" w:cs="Times New Roman"/>
+          <w:rFonts w:ascii="Arial" w:hAnsi="Arial" w:cs="Arial"/>
           <w:b w:val="0"/>
           <w:sz w:val="22"/>
         </w:rPr>
@@ -239,8 +236,8 @@
     </w:p>
     <w:sectPr>
       <w:headerReference w:type="default" r:id="rId9"/>
-      <w:pgSz w:w="12240" w:h="15840"/>
-      <w:pgMar w:top="1440" w:right="1800" w:bottom="1440" w:left="1800" w:header="720" w:footer="720" w:gutter="0"/>
+      <w:pgSz w:w="11906" w:h="16838"/>
+      <w:pgMar w:top="1417" w:right="1701" w:bottom="1417" w:left="1701" w:header="720" w:footer="720" w:gutter="0"/>
       <w:cols w:space="720"/>
       <w:bidi/>
       <w:docGrid w:linePitch="360"/>
